--- a/kits/floral/booklet/floral_instructions.docx
+++ b/kits/floral/booklet/floral_instructions.docx
@@ -60,7 +60,7 @@
     </w:p>
     <w:p>
       <w:r>
-        <w:t>156 pieces  |  About 4 to 5 h  |  Ages 14+  |  No glue needed</w:t>
+        <w:t>158 pieces  |  About 4 to 5 h  |  Ages 14+  |  No glue needed</w:t>
       </w:r>
     </w:p>
     <w:p>
@@ -541,7 +541,7 @@
         <w:pStyle w:val="ListBullet"/>
       </w:pPr>
       <w:r>
-        <w:t>Sheet B: White, 30 parts</w:t>
+        <w:t>Sheet B: White, 29 parts</w:t>
       </w:r>
     </w:p>
     <w:p>
@@ -549,7 +549,7 @@
         <w:pStyle w:val="ListBullet"/>
       </w:pPr>
       <w:r>
-        <w:t>Sheet C: White, 14 parts</w:t>
+        <w:t>Sheet C: White, 15 parts</w:t>
       </w:r>
     </w:p>
     <w:p>
@@ -565,7 +565,7 @@
         <w:pStyle w:val="ListBullet"/>
       </w:pPr>
       <w:r>
-        <w:t>Sheet E: Green, 19 parts</w:t>
+        <w:t>Sheet E: Green, 21 parts</w:t>
       </w:r>
     </w:p>
     <w:p>
@@ -1229,7 +1229,7 @@
               <w:rPr>
                 <w:b/>
               </w:rPr>
-              <w:t xml:space="preserve">  B13 x4</w:t>
+              <w:t xml:space="preserve">  B10 x4</w:t>
               <w:br/>
             </w:r>
             <w:r>
@@ -1270,7 +1270,7 @@
               <w:rPr>
                 <w:b/>
               </w:rPr>
-              <w:t xml:space="preserve">  B18</w:t>
+              <w:t xml:space="preserve">  C1 x4</w:t>
               <w:br/>
             </w:r>
             <w:r>
@@ -1311,47 +1311,6 @@
               <w:rPr>
                 <w:b/>
               </w:rPr>
-              <w:t xml:space="preserve">  C1 x3</w:t>
-              <w:br/>
-            </w:r>
-            <w:r>
-              <w:drawing>
-                <wp:inline xmlns:a="http://schemas.openxmlformats.org/drawingml/2006/main" xmlns:pic="http://schemas.openxmlformats.org/drawingml/2006/picture">
-                  <wp:extent cx="868680" cy="651510"/>
-                  <wp:docPr id="26" name="Picture 26"/>
-                  <wp:cNvGraphicFramePr>
-                    <a:graphicFrameLocks noChangeAspect="1"/>
-                  </wp:cNvGraphicFramePr>
-                  <a:graphic>
-                    <a:graphicData uri="http://schemas.openxmlformats.org/drawingml/2006/picture">
-                      <pic:pic>
-                        <pic:nvPicPr>
-                          <pic:cNvPr id="0" name="image.jpg"/>
-                          <pic:cNvPicPr/>
-                        </pic:nvPicPr>
-                        <pic:blipFill>
-                          <a:blip r:embed="rId34"/>
-                          <a:stretch>
-                            <a:fillRect/>
-                          </a:stretch>
-                        </pic:blipFill>
-                        <pic:spPr>
-                          <a:xfrm>
-                            <a:off x="0" y="0"/>
-                            <a:ext cx="868680" cy="651510"/>
-                          </a:xfrm>
-                          <a:prstGeom prst="rect"/>
-                        </pic:spPr>
-                      </pic:pic>
-                    </a:graphicData>
-                  </a:graphic>
-                </wp:inline>
-              </w:drawing>
-            </w:r>
-            <w:r>
-              <w:rPr>
-                <w:b/>
-              </w:rPr>
               <w:t xml:space="preserve">  C6</w:t>
               <w:br/>
             </w:r>
@@ -1366,7 +1325,7 @@
               <w:drawing>
                 <wp:inline xmlns:a="http://schemas.openxmlformats.org/drawingml/2006/main" xmlns:pic="http://schemas.openxmlformats.org/drawingml/2006/picture">
                   <wp:extent cx="6949440" cy="4993669"/>
-                  <wp:docPr id="27" name="Picture 27"/>
+                  <wp:docPr id="26" name="Picture 26"/>
                   <wp:cNvGraphicFramePr>
                     <a:graphicFrameLocks noChangeAspect="1"/>
                   </wp:cNvGraphicFramePr>
@@ -1378,7 +1337,7 @@
                           <pic:cNvPicPr/>
                         </pic:nvPicPr>
                         <pic:blipFill>
-                          <a:blip r:embed="rId35"/>
+                          <a:blip r:embed="rId34"/>
                           <a:stretch>
                             <a:fillRect/>
                           </a:stretch>
@@ -1405,7 +1364,7 @@
         <w:drawing>
           <wp:inline xmlns:a="http://schemas.openxmlformats.org/drawingml/2006/main" xmlns:pic="http://schemas.openxmlformats.org/drawingml/2006/picture">
             <wp:extent cx="384048" cy="384048"/>
-            <wp:docPr id="28" name="Picture 28"/>
+            <wp:docPr id="27" name="Picture 27"/>
             <wp:cNvGraphicFramePr>
               <a:graphicFrameLocks noChangeAspect="1"/>
             </wp:cNvGraphicFramePr>
@@ -1417,7 +1376,7 @@
                     <pic:cNvPicPr/>
                   </pic:nvPicPr>
                   <pic:blipFill>
-                    <a:blip r:embed="rId36"/>
+                    <a:blip r:embed="rId35"/>
                     <a:stretch>
                       <a:fillRect/>
                     </a:stretch>
@@ -1442,7 +1401,7 @@
         <w:drawing>
           <wp:inline xmlns:a="http://schemas.openxmlformats.org/drawingml/2006/main" xmlns:pic="http://schemas.openxmlformats.org/drawingml/2006/picture">
             <wp:extent cx="384048" cy="384048"/>
-            <wp:docPr id="29" name="Picture 29"/>
+            <wp:docPr id="28" name="Picture 28"/>
             <wp:cNvGraphicFramePr>
               <a:graphicFrameLocks noChangeAspect="1"/>
             </wp:cNvGraphicFramePr>
@@ -1532,7 +1491,7 @@
               <w:drawing>
                 <wp:inline xmlns:a="http://schemas.openxmlformats.org/drawingml/2006/main" xmlns:pic="http://schemas.openxmlformats.org/drawingml/2006/picture">
                   <wp:extent cx="822960" cy="822960"/>
-                  <wp:docPr id="30" name="Picture 30"/>
+                  <wp:docPr id="29" name="Picture 29"/>
                   <wp:cNvGraphicFramePr>
                     <a:graphicFrameLocks noChangeAspect="1"/>
                   </wp:cNvGraphicFramePr>
@@ -1544,7 +1503,7 @@
                           <pic:cNvPicPr/>
                         </pic:nvPicPr>
                         <pic:blipFill>
-                          <a:blip r:embed="rId37"/>
+                          <a:blip r:embed="rId36"/>
                           <a:stretch>
                             <a:fillRect/>
                           </a:stretch>
@@ -1585,7 +1544,7 @@
               <w:drawing>
                 <wp:inline xmlns:a="http://schemas.openxmlformats.org/drawingml/2006/main" xmlns:pic="http://schemas.openxmlformats.org/drawingml/2006/picture">
                   <wp:extent cx="868680" cy="651510"/>
-                  <wp:docPr id="31" name="Picture 31"/>
+                  <wp:docPr id="30" name="Picture 30"/>
                   <wp:cNvGraphicFramePr>
                     <a:graphicFrameLocks noChangeAspect="1"/>
                   </wp:cNvGraphicFramePr>
@@ -1597,7 +1556,7 @@
                           <pic:cNvPicPr/>
                         </pic:nvPicPr>
                         <pic:blipFill>
-                          <a:blip r:embed="rId38"/>
+                          <a:blip r:embed="rId37"/>
                           <a:stretch>
                             <a:fillRect/>
                           </a:stretch>
@@ -1633,7 +1592,7 @@
               <w:drawing>
                 <wp:inline xmlns:a="http://schemas.openxmlformats.org/drawingml/2006/main" xmlns:pic="http://schemas.openxmlformats.org/drawingml/2006/picture">
                   <wp:extent cx="6949440" cy="4993669"/>
-                  <wp:docPr id="32" name="Picture 32"/>
+                  <wp:docPr id="31" name="Picture 31"/>
                   <wp:cNvGraphicFramePr>
                     <a:graphicFrameLocks noChangeAspect="1"/>
                   </wp:cNvGraphicFramePr>
@@ -1645,7 +1604,7 @@
                           <pic:cNvPicPr/>
                         </pic:nvPicPr>
                         <pic:blipFill>
-                          <a:blip r:embed="rId39"/>
+                          <a:blip r:embed="rId38"/>
                           <a:stretch>
                             <a:fillRect/>
                           </a:stretch>
@@ -1672,7 +1631,7 @@
         <w:drawing>
           <wp:inline xmlns:a="http://schemas.openxmlformats.org/drawingml/2006/main" xmlns:pic="http://schemas.openxmlformats.org/drawingml/2006/picture">
             <wp:extent cx="384048" cy="384048"/>
-            <wp:docPr id="33" name="Picture 33"/>
+            <wp:docPr id="32" name="Picture 32"/>
             <wp:cNvGraphicFramePr>
               <a:graphicFrameLocks noChangeAspect="1"/>
             </wp:cNvGraphicFramePr>
@@ -1762,7 +1721,7 @@
               <w:drawing>
                 <wp:inline xmlns:a="http://schemas.openxmlformats.org/drawingml/2006/main" xmlns:pic="http://schemas.openxmlformats.org/drawingml/2006/picture">
                   <wp:extent cx="822960" cy="822960"/>
-                  <wp:docPr id="34" name="Picture 34"/>
+                  <wp:docPr id="33" name="Picture 33"/>
                   <wp:cNvGraphicFramePr>
                     <a:graphicFrameLocks noChangeAspect="1"/>
                   </wp:cNvGraphicFramePr>
@@ -1774,7 +1733,7 @@
                           <pic:cNvPicPr/>
                         </pic:nvPicPr>
                         <pic:blipFill>
-                          <a:blip r:embed="rId40"/>
+                          <a:blip r:embed="rId39"/>
                           <a:stretch>
                             <a:fillRect/>
                           </a:stretch>
@@ -1815,7 +1774,7 @@
               <w:drawing>
                 <wp:inline xmlns:a="http://schemas.openxmlformats.org/drawingml/2006/main" xmlns:pic="http://schemas.openxmlformats.org/drawingml/2006/picture">
                   <wp:extent cx="868680" cy="651510"/>
-                  <wp:docPr id="35" name="Picture 35"/>
+                  <wp:docPr id="34" name="Picture 34"/>
                   <wp:cNvGraphicFramePr>
                     <a:graphicFrameLocks noChangeAspect="1"/>
                   </wp:cNvGraphicFramePr>
@@ -1827,7 +1786,7 @@
                           <pic:cNvPicPr/>
                         </pic:nvPicPr>
                         <pic:blipFill>
-                          <a:blip r:embed="rId41"/>
+                          <a:blip r:embed="rId40"/>
                           <a:stretch>
                             <a:fillRect/>
                           </a:stretch>
@@ -1856,7 +1815,7 @@
               <w:drawing>
                 <wp:inline xmlns:a="http://schemas.openxmlformats.org/drawingml/2006/main" xmlns:pic="http://schemas.openxmlformats.org/drawingml/2006/picture">
                   <wp:extent cx="868680" cy="651510"/>
-                  <wp:docPr id="36" name="Picture 36"/>
+                  <wp:docPr id="35" name="Picture 35"/>
                   <wp:cNvGraphicFramePr>
                     <a:graphicFrameLocks noChangeAspect="1"/>
                   </wp:cNvGraphicFramePr>
@@ -1868,7 +1827,7 @@
                           <pic:cNvPicPr/>
                         </pic:nvPicPr>
                         <pic:blipFill>
-                          <a:blip r:embed="rId42"/>
+                          <a:blip r:embed="rId41"/>
                           <a:stretch>
                             <a:fillRect/>
                           </a:stretch>
@@ -1904,7 +1863,7 @@
               <w:drawing>
                 <wp:inline xmlns:a="http://schemas.openxmlformats.org/drawingml/2006/main" xmlns:pic="http://schemas.openxmlformats.org/drawingml/2006/picture">
                   <wp:extent cx="6949440" cy="4993669"/>
-                  <wp:docPr id="37" name="Picture 37"/>
+                  <wp:docPr id="36" name="Picture 36"/>
                   <wp:cNvGraphicFramePr>
                     <a:graphicFrameLocks noChangeAspect="1"/>
                   </wp:cNvGraphicFramePr>
@@ -1916,7 +1875,7 @@
                           <pic:cNvPicPr/>
                         </pic:nvPicPr>
                         <pic:blipFill>
-                          <a:blip r:embed="rId43"/>
+                          <a:blip r:embed="rId42"/>
                           <a:stretch>
                             <a:fillRect/>
                           </a:stretch>
@@ -1943,7 +1902,7 @@
         <w:drawing>
           <wp:inline xmlns:a="http://schemas.openxmlformats.org/drawingml/2006/main" xmlns:pic="http://schemas.openxmlformats.org/drawingml/2006/picture">
             <wp:extent cx="384048" cy="384048"/>
-            <wp:docPr id="38" name="Picture 38"/>
+            <wp:docPr id="37" name="Picture 37"/>
             <wp:cNvGraphicFramePr>
               <a:graphicFrameLocks noChangeAspect="1"/>
             </wp:cNvGraphicFramePr>
@@ -2033,7 +1992,7 @@
               <w:drawing>
                 <wp:inline xmlns:a="http://schemas.openxmlformats.org/drawingml/2006/main" xmlns:pic="http://schemas.openxmlformats.org/drawingml/2006/picture">
                   <wp:extent cx="822960" cy="822960"/>
-                  <wp:docPr id="39" name="Picture 39"/>
+                  <wp:docPr id="38" name="Picture 38"/>
                   <wp:cNvGraphicFramePr>
                     <a:graphicFrameLocks noChangeAspect="1"/>
                   </wp:cNvGraphicFramePr>
@@ -2045,7 +2004,7 @@
                           <pic:cNvPicPr/>
                         </pic:nvPicPr>
                         <pic:blipFill>
-                          <a:blip r:embed="rId44"/>
+                          <a:blip r:embed="rId43"/>
                           <a:stretch>
                             <a:fillRect/>
                           </a:stretch>
@@ -2105,7 +2064,7 @@
               <w:drawing>
                 <wp:inline xmlns:a="http://schemas.openxmlformats.org/drawingml/2006/main" xmlns:pic="http://schemas.openxmlformats.org/drawingml/2006/picture">
                   <wp:extent cx="6949440" cy="4993669"/>
-                  <wp:docPr id="40" name="Picture 40"/>
+                  <wp:docPr id="39" name="Picture 39"/>
                   <wp:cNvGraphicFramePr>
                     <a:graphicFrameLocks noChangeAspect="1"/>
                   </wp:cNvGraphicFramePr>
@@ -2117,7 +2076,7 @@
                           <pic:cNvPicPr/>
                         </pic:nvPicPr>
                         <pic:blipFill>
-                          <a:blip r:embed="rId45"/>
+                          <a:blip r:embed="rId44"/>
                           <a:stretch>
                             <a:fillRect/>
                           </a:stretch>
@@ -2144,7 +2103,7 @@
         <w:drawing>
           <wp:inline xmlns:a="http://schemas.openxmlformats.org/drawingml/2006/main" xmlns:pic="http://schemas.openxmlformats.org/drawingml/2006/picture">
             <wp:extent cx="384048" cy="384048"/>
-            <wp:docPr id="41" name="Picture 41"/>
+            <wp:docPr id="40" name="Picture 40"/>
             <wp:cNvGraphicFramePr>
               <a:graphicFrameLocks noChangeAspect="1"/>
             </wp:cNvGraphicFramePr>
@@ -2181,7 +2140,7 @@
         <w:drawing>
           <wp:inline xmlns:a="http://schemas.openxmlformats.org/drawingml/2006/main" xmlns:pic="http://schemas.openxmlformats.org/drawingml/2006/picture">
             <wp:extent cx="384048" cy="384048"/>
-            <wp:docPr id="42" name="Picture 42"/>
+            <wp:docPr id="41" name="Picture 41"/>
             <wp:cNvGraphicFramePr>
               <a:graphicFrameLocks noChangeAspect="1"/>
             </wp:cNvGraphicFramePr>
@@ -2286,7 +2245,7 @@
               <w:drawing>
                 <wp:inline xmlns:a="http://schemas.openxmlformats.org/drawingml/2006/main" xmlns:pic="http://schemas.openxmlformats.org/drawingml/2006/picture">
                   <wp:extent cx="822960" cy="822960"/>
-                  <wp:docPr id="43" name="Picture 43"/>
+                  <wp:docPr id="42" name="Picture 42"/>
                   <wp:cNvGraphicFramePr>
                     <a:graphicFrameLocks noChangeAspect="1"/>
                   </wp:cNvGraphicFramePr>
@@ -2298,7 +2257,7 @@
                           <pic:cNvPicPr/>
                         </pic:nvPicPr>
                         <pic:blipFill>
-                          <a:blip r:embed="rId46"/>
+                          <a:blip r:embed="rId45"/>
                           <a:stretch>
                             <a:fillRect/>
                           </a:stretch>
@@ -2339,6 +2298,47 @@
               <w:drawing>
                 <wp:inline xmlns:a="http://schemas.openxmlformats.org/drawingml/2006/main" xmlns:pic="http://schemas.openxmlformats.org/drawingml/2006/picture">
                   <wp:extent cx="868680" cy="651510"/>
+                  <wp:docPr id="43" name="Picture 43"/>
+                  <wp:cNvGraphicFramePr>
+                    <a:graphicFrameLocks noChangeAspect="1"/>
+                  </wp:cNvGraphicFramePr>
+                  <a:graphic>
+                    <a:graphicData uri="http://schemas.openxmlformats.org/drawingml/2006/picture">
+                      <pic:pic>
+                        <pic:nvPicPr>
+                          <pic:cNvPr id="0" name="image.jpg"/>
+                          <pic:cNvPicPr/>
+                        </pic:nvPicPr>
+                        <pic:blipFill>
+                          <a:blip r:embed="rId46"/>
+                          <a:stretch>
+                            <a:fillRect/>
+                          </a:stretch>
+                        </pic:blipFill>
+                        <pic:spPr>
+                          <a:xfrm>
+                            <a:off x="0" y="0"/>
+                            <a:ext cx="868680" cy="651510"/>
+                          </a:xfrm>
+                          <a:prstGeom prst="rect"/>
+                        </pic:spPr>
+                      </pic:pic>
+                    </a:graphicData>
+                  </a:graphic>
+                </wp:inline>
+              </w:drawing>
+            </w:r>
+            <w:r>
+              <w:rPr>
+                <w:b/>
+              </w:rPr>
+              <w:t xml:space="preserve">  A10 x2</w:t>
+              <w:br/>
+            </w:r>
+            <w:r>
+              <w:drawing>
+                <wp:inline xmlns:a="http://schemas.openxmlformats.org/drawingml/2006/main" xmlns:pic="http://schemas.openxmlformats.org/drawingml/2006/picture">
+                  <wp:extent cx="868680" cy="651510"/>
                   <wp:docPr id="44" name="Picture 44"/>
                   <wp:cNvGraphicFramePr>
                     <a:graphicFrameLocks noChangeAspect="1"/>
@@ -2373,7 +2373,7 @@
               <w:rPr>
                 <w:b/>
               </w:rPr>
-              <w:t xml:space="preserve">  A10 x2</w:t>
+              <w:t xml:space="preserve">  A11 x2</w:t>
               <w:br/>
             </w:r>
             <w:r>
@@ -2414,7 +2414,7 @@
               <w:rPr>
                 <w:b/>
               </w:rPr>
-              <w:t xml:space="preserve">  A11 x2</w:t>
+              <w:t xml:space="preserve">  A17</w:t>
               <w:br/>
             </w:r>
             <w:r>
@@ -2455,47 +2455,6 @@
               <w:rPr>
                 <w:b/>
               </w:rPr>
-              <w:t xml:space="preserve">  A17</w:t>
-              <w:br/>
-            </w:r>
-            <w:r>
-              <w:drawing>
-                <wp:inline xmlns:a="http://schemas.openxmlformats.org/drawingml/2006/main" xmlns:pic="http://schemas.openxmlformats.org/drawingml/2006/picture">
-                  <wp:extent cx="868680" cy="651510"/>
-                  <wp:docPr id="47" name="Picture 47"/>
-                  <wp:cNvGraphicFramePr>
-                    <a:graphicFrameLocks noChangeAspect="1"/>
-                  </wp:cNvGraphicFramePr>
-                  <a:graphic>
-                    <a:graphicData uri="http://schemas.openxmlformats.org/drawingml/2006/picture">
-                      <pic:pic>
-                        <pic:nvPicPr>
-                          <pic:cNvPr id="0" name="image.jpg"/>
-                          <pic:cNvPicPr/>
-                        </pic:nvPicPr>
-                        <pic:blipFill>
-                          <a:blip r:embed="rId50"/>
-                          <a:stretch>
-                            <a:fillRect/>
-                          </a:stretch>
-                        </pic:blipFill>
-                        <pic:spPr>
-                          <a:xfrm>
-                            <a:off x="0" y="0"/>
-                            <a:ext cx="868680" cy="651510"/>
-                          </a:xfrm>
-                          <a:prstGeom prst="rect"/>
-                        </pic:spPr>
-                      </pic:pic>
-                    </a:graphicData>
-                  </a:graphic>
-                </wp:inline>
-              </w:drawing>
-            </w:r>
-            <w:r>
-              <w:rPr>
-                <w:b/>
-              </w:rPr>
               <w:t xml:space="preserve">  A18</w:t>
               <w:br/>
             </w:r>
@@ -2510,7 +2469,7 @@
               <w:drawing>
                 <wp:inline xmlns:a="http://schemas.openxmlformats.org/drawingml/2006/main" xmlns:pic="http://schemas.openxmlformats.org/drawingml/2006/picture">
                   <wp:extent cx="6949440" cy="4993669"/>
-                  <wp:docPr id="48" name="Picture 48"/>
+                  <wp:docPr id="47" name="Picture 47"/>
                   <wp:cNvGraphicFramePr>
                     <a:graphicFrameLocks noChangeAspect="1"/>
                   </wp:cNvGraphicFramePr>
@@ -2522,7 +2481,7 @@
                           <pic:cNvPicPr/>
                         </pic:nvPicPr>
                         <pic:blipFill>
-                          <a:blip r:embed="rId51"/>
+                          <a:blip r:embed="rId50"/>
                           <a:stretch>
                             <a:fillRect/>
                           </a:stretch>
@@ -2549,7 +2508,7 @@
         <w:drawing>
           <wp:inline xmlns:a="http://schemas.openxmlformats.org/drawingml/2006/main" xmlns:pic="http://schemas.openxmlformats.org/drawingml/2006/picture">
             <wp:extent cx="384048" cy="384048"/>
-            <wp:docPr id="49" name="Picture 49"/>
+            <wp:docPr id="48" name="Picture 48"/>
             <wp:cNvGraphicFramePr>
               <a:graphicFrameLocks noChangeAspect="1"/>
             </wp:cNvGraphicFramePr>
@@ -2586,7 +2545,7 @@
         <w:drawing>
           <wp:inline xmlns:a="http://schemas.openxmlformats.org/drawingml/2006/main" xmlns:pic="http://schemas.openxmlformats.org/drawingml/2006/picture">
             <wp:extent cx="384048" cy="384048"/>
-            <wp:docPr id="50" name="Picture 50"/>
+            <wp:docPr id="49" name="Picture 49"/>
             <wp:cNvGraphicFramePr>
               <a:graphicFrameLocks noChangeAspect="1"/>
             </wp:cNvGraphicFramePr>
@@ -2676,7 +2635,7 @@
               <w:drawing>
                 <wp:inline xmlns:a="http://schemas.openxmlformats.org/drawingml/2006/main" xmlns:pic="http://schemas.openxmlformats.org/drawingml/2006/picture">
                   <wp:extent cx="822960" cy="822960"/>
-                  <wp:docPr id="51" name="Picture 51"/>
+                  <wp:docPr id="50" name="Picture 50"/>
                   <wp:cNvGraphicFramePr>
                     <a:graphicFrameLocks noChangeAspect="1"/>
                   </wp:cNvGraphicFramePr>
@@ -2688,7 +2647,7 @@
                           <pic:cNvPicPr/>
                         </pic:nvPicPr>
                         <pic:blipFill>
-                          <a:blip r:embed="rId52"/>
+                          <a:blip r:embed="rId51"/>
                           <a:stretch>
                             <a:fillRect/>
                           </a:stretch>
@@ -2729,7 +2688,7 @@
               <w:drawing>
                 <wp:inline xmlns:a="http://schemas.openxmlformats.org/drawingml/2006/main" xmlns:pic="http://schemas.openxmlformats.org/drawingml/2006/picture">
                   <wp:extent cx="868680" cy="651510"/>
-                  <wp:docPr id="52" name="Picture 52"/>
+                  <wp:docPr id="51" name="Picture 51"/>
                   <wp:cNvGraphicFramePr>
                     <a:graphicFrameLocks noChangeAspect="1"/>
                   </wp:cNvGraphicFramePr>
@@ -2741,7 +2700,7 @@
                           <pic:cNvPicPr/>
                         </pic:nvPicPr>
                         <pic:blipFill>
-                          <a:blip r:embed="rId53"/>
+                          <a:blip r:embed="rId52"/>
                           <a:stretch>
                             <a:fillRect/>
                           </a:stretch>
@@ -2770,7 +2729,7 @@
               <w:drawing>
                 <wp:inline xmlns:a="http://schemas.openxmlformats.org/drawingml/2006/main" xmlns:pic="http://schemas.openxmlformats.org/drawingml/2006/picture">
                   <wp:extent cx="868680" cy="651510"/>
-                  <wp:docPr id="53" name="Picture 53"/>
+                  <wp:docPr id="52" name="Picture 52"/>
                   <wp:cNvGraphicFramePr>
                     <a:graphicFrameLocks noChangeAspect="1"/>
                   </wp:cNvGraphicFramePr>
@@ -2782,7 +2741,7 @@
                           <pic:cNvPicPr/>
                         </pic:nvPicPr>
                         <pic:blipFill>
-                          <a:blip r:embed="rId54"/>
+                          <a:blip r:embed="rId53"/>
                           <a:stretch>
                             <a:fillRect/>
                           </a:stretch>
@@ -2818,7 +2777,7 @@
               <w:drawing>
                 <wp:inline xmlns:a="http://schemas.openxmlformats.org/drawingml/2006/main" xmlns:pic="http://schemas.openxmlformats.org/drawingml/2006/picture">
                   <wp:extent cx="6949440" cy="4993669"/>
-                  <wp:docPr id="54" name="Picture 54"/>
+                  <wp:docPr id="53" name="Picture 53"/>
                   <wp:cNvGraphicFramePr>
                     <a:graphicFrameLocks noChangeAspect="1"/>
                   </wp:cNvGraphicFramePr>
@@ -2830,7 +2789,7 @@
                           <pic:cNvPicPr/>
                         </pic:nvPicPr>
                         <pic:blipFill>
-                          <a:blip r:embed="rId55"/>
+                          <a:blip r:embed="rId54"/>
                           <a:stretch>
                             <a:fillRect/>
                           </a:stretch>
@@ -2857,7 +2816,7 @@
         <w:drawing>
           <wp:inline xmlns:a="http://schemas.openxmlformats.org/drawingml/2006/main" xmlns:pic="http://schemas.openxmlformats.org/drawingml/2006/picture">
             <wp:extent cx="384048" cy="384048"/>
-            <wp:docPr id="55" name="Picture 55"/>
+            <wp:docPr id="54" name="Picture 54"/>
             <wp:cNvGraphicFramePr>
               <a:graphicFrameLocks noChangeAspect="1"/>
             </wp:cNvGraphicFramePr>
@@ -2947,7 +2906,7 @@
               <w:drawing>
                 <wp:inline xmlns:a="http://schemas.openxmlformats.org/drawingml/2006/main" xmlns:pic="http://schemas.openxmlformats.org/drawingml/2006/picture">
                   <wp:extent cx="822960" cy="822960"/>
-                  <wp:docPr id="56" name="Picture 56"/>
+                  <wp:docPr id="55" name="Picture 55"/>
                   <wp:cNvGraphicFramePr>
                     <a:graphicFrameLocks noChangeAspect="1"/>
                   </wp:cNvGraphicFramePr>
@@ -2959,7 +2918,7 @@
                           <pic:cNvPicPr/>
                         </pic:nvPicPr>
                         <pic:blipFill>
-                          <a:blip r:embed="rId56"/>
+                          <a:blip r:embed="rId55"/>
                           <a:stretch>
                             <a:fillRect/>
                           </a:stretch>
@@ -3000,7 +2959,7 @@
               <w:drawing>
                 <wp:inline xmlns:a="http://schemas.openxmlformats.org/drawingml/2006/main" xmlns:pic="http://schemas.openxmlformats.org/drawingml/2006/picture">
                   <wp:extent cx="868680" cy="651510"/>
-                  <wp:docPr id="57" name="Picture 57"/>
+                  <wp:docPr id="56" name="Picture 56"/>
                   <wp:cNvGraphicFramePr>
                     <a:graphicFrameLocks noChangeAspect="1"/>
                   </wp:cNvGraphicFramePr>
@@ -3012,7 +2971,7 @@
                           <pic:cNvPicPr/>
                         </pic:nvPicPr>
                         <pic:blipFill>
-                          <a:blip r:embed="rId57"/>
+                          <a:blip r:embed="rId56"/>
                           <a:stretch>
                             <a:fillRect/>
                           </a:stretch>
@@ -3048,7 +3007,7 @@
               <w:drawing>
                 <wp:inline xmlns:a="http://schemas.openxmlformats.org/drawingml/2006/main" xmlns:pic="http://schemas.openxmlformats.org/drawingml/2006/picture">
                   <wp:extent cx="6949440" cy="4993669"/>
-                  <wp:docPr id="58" name="Picture 58"/>
+                  <wp:docPr id="57" name="Picture 57"/>
                   <wp:cNvGraphicFramePr>
                     <a:graphicFrameLocks noChangeAspect="1"/>
                   </wp:cNvGraphicFramePr>
@@ -3060,7 +3019,7 @@
                           <pic:cNvPicPr/>
                         </pic:nvPicPr>
                         <pic:blipFill>
-                          <a:blip r:embed="rId58"/>
+                          <a:blip r:embed="rId57"/>
                           <a:stretch>
                             <a:fillRect/>
                           </a:stretch>
@@ -3087,7 +3046,7 @@
         <w:drawing>
           <wp:inline xmlns:a="http://schemas.openxmlformats.org/drawingml/2006/main" xmlns:pic="http://schemas.openxmlformats.org/drawingml/2006/picture">
             <wp:extent cx="384048" cy="384048"/>
-            <wp:docPr id="59" name="Picture 59"/>
+            <wp:docPr id="58" name="Picture 58"/>
             <wp:cNvGraphicFramePr>
               <a:graphicFrameLocks noChangeAspect="1"/>
             </wp:cNvGraphicFramePr>
@@ -3177,7 +3136,7 @@
               <w:drawing>
                 <wp:inline xmlns:a="http://schemas.openxmlformats.org/drawingml/2006/main" xmlns:pic="http://schemas.openxmlformats.org/drawingml/2006/picture">
                   <wp:extent cx="822960" cy="822960"/>
-                  <wp:docPr id="60" name="Picture 60"/>
+                  <wp:docPr id="59" name="Picture 59"/>
                   <wp:cNvGraphicFramePr>
                     <a:graphicFrameLocks noChangeAspect="1"/>
                   </wp:cNvGraphicFramePr>
@@ -3189,7 +3148,7 @@
                           <pic:cNvPicPr/>
                         </pic:nvPicPr>
                         <pic:blipFill>
-                          <a:blip r:embed="rId59"/>
+                          <a:blip r:embed="rId58"/>
                           <a:stretch>
                             <a:fillRect/>
                           </a:stretch>
@@ -3230,6 +3189,47 @@
               <w:drawing>
                 <wp:inline xmlns:a="http://schemas.openxmlformats.org/drawingml/2006/main" xmlns:pic="http://schemas.openxmlformats.org/drawingml/2006/picture">
                   <wp:extent cx="868680" cy="651510"/>
+                  <wp:docPr id="60" name="Picture 60"/>
+                  <wp:cNvGraphicFramePr>
+                    <a:graphicFrameLocks noChangeAspect="1"/>
+                  </wp:cNvGraphicFramePr>
+                  <a:graphic>
+                    <a:graphicData uri="http://schemas.openxmlformats.org/drawingml/2006/picture">
+                      <pic:pic>
+                        <pic:nvPicPr>
+                          <pic:cNvPr id="0" name="image.jpg"/>
+                          <pic:cNvPicPr/>
+                        </pic:nvPicPr>
+                        <pic:blipFill>
+                          <a:blip r:embed="rId59"/>
+                          <a:stretch>
+                            <a:fillRect/>
+                          </a:stretch>
+                        </pic:blipFill>
+                        <pic:spPr>
+                          <a:xfrm>
+                            <a:off x="0" y="0"/>
+                            <a:ext cx="868680" cy="651510"/>
+                          </a:xfrm>
+                          <a:prstGeom prst="rect"/>
+                        </pic:spPr>
+                      </pic:pic>
+                    </a:graphicData>
+                  </a:graphic>
+                </wp:inline>
+              </w:drawing>
+            </w:r>
+            <w:r>
+              <w:rPr>
+                <w:b/>
+              </w:rPr>
+              <w:t xml:space="preserve">  A1 x10</w:t>
+              <w:br/>
+            </w:r>
+            <w:r>
+              <w:drawing>
+                <wp:inline xmlns:a="http://schemas.openxmlformats.org/drawingml/2006/main" xmlns:pic="http://schemas.openxmlformats.org/drawingml/2006/picture">
+                  <wp:extent cx="868680" cy="651510"/>
                   <wp:docPr id="61" name="Picture 61"/>
                   <wp:cNvGraphicFramePr>
                     <a:graphicFrameLocks noChangeAspect="1"/>
@@ -3264,7 +3264,7 @@
               <w:rPr>
                 <w:b/>
               </w:rPr>
-              <w:t xml:space="preserve">  A1 x10</w:t>
+              <w:t xml:space="preserve">  D7</w:t>
               <w:br/>
             </w:r>
             <w:r>
@@ -3305,7 +3305,7 @@
               <w:rPr>
                 <w:b/>
               </w:rPr>
-              <w:t xml:space="preserve">  D7</w:t>
+              <w:t xml:space="preserve">  D15</w:t>
               <w:br/>
             </w:r>
             <w:r>
@@ -3346,7 +3346,7 @@
               <w:rPr>
                 <w:b/>
               </w:rPr>
-              <w:t xml:space="preserve">  D15</w:t>
+              <w:t xml:space="preserve">  E10 x2</w:t>
               <w:br/>
             </w:r>
             <w:r>
@@ -3387,7 +3387,7 @@
               <w:rPr>
                 <w:b/>
               </w:rPr>
-              <w:t xml:space="preserve">  E5 x2</w:t>
+              <w:t xml:space="preserve">  E12 x2</w:t>
               <w:br/>
             </w:r>
             <w:r>
@@ -5348,7 +5348,7 @@
               <w:rPr>
                 <w:b/>
               </w:rPr>
-              <w:t xml:space="preserve">  B10</w:t>
+              <w:t xml:space="preserve">  B11</w:t>
               <w:br/>
             </w:r>
             <w:r>
@@ -5389,7 +5389,7 @@
               <w:rPr>
                 <w:b/>
               </w:rPr>
-              <w:t xml:space="preserve">  B12</w:t>
+              <w:t xml:space="preserve">  B13</w:t>
               <w:br/>
             </w:r>
             <w:r>
@@ -5824,7 +5824,7 @@
               <w:rPr>
                 <w:b/>
               </w:rPr>
-              <w:t xml:space="preserve">  B11</w:t>
+              <w:t xml:space="preserve">  B12</w:t>
               <w:br/>
             </w:r>
             <w:r>
@@ -6423,7 +6423,7 @@
               <w:rPr>
                 <w:b/>
               </w:rPr>
-              <w:t xml:space="preserve">  E12</w:t>
+              <w:t xml:space="preserve">  E11</w:t>
               <w:br/>
             </w:r>
             <w:r>
@@ -6981,7 +6981,7 @@
               <w:rPr>
                 <w:b/>
               </w:rPr>
-              <w:t xml:space="preserve">  E9</w:t>
+              <w:t xml:space="preserve">  E8</w:t>
               <w:br/>
             </w:r>
             <w:r>
@@ -7022,7 +7022,7 @@
               <w:rPr>
                 <w:b/>
               </w:rPr>
-              <w:t xml:space="preserve">  E10</w:t>
+              <w:t xml:space="preserve">  E15</w:t>
               <w:br/>
             </w:r>
             <w:r>
@@ -7063,7 +7063,7 @@
               <w:rPr>
                 <w:b/>
               </w:rPr>
-              <w:t xml:space="preserve">  E15</w:t>
+              <w:t xml:space="preserve">  E16</w:t>
               <w:br/>
             </w:r>
           </w:p>
@@ -8721,7 +8721,7 @@
               <w:rPr>
                 <w:b/>
               </w:rPr>
-              <w:t xml:space="preserve">  E6</w:t>
+              <w:t xml:space="preserve">  E5</w:t>
               <w:br/>
             </w:r>
             <w:r>
@@ -9033,7 +9033,7 @@
               <w:rPr>
                 <w:b/>
               </w:rPr>
-              <w:t xml:space="preserve">  E11</w:t>
+              <w:t xml:space="preserve">  E9</w:t>
               <w:br/>
             </w:r>
             <w:r>
@@ -9714,7 +9714,7 @@
               <w:rPr>
                 <w:b/>
               </w:rPr>
-              <w:t xml:space="preserve">  E6</w:t>
+              <w:t xml:space="preserve">  E5</w:t>
               <w:br/>
             </w:r>
             <w:r>
@@ -9755,7 +9755,7 @@
               <w:rPr>
                 <w:b/>
               </w:rPr>
-              <w:t xml:space="preserve">  E8</w:t>
+              <w:t xml:space="preserve">  E6</w:t>
               <w:br/>
             </w:r>
           </w:p>
@@ -10026,7 +10026,7 @@
               <w:rPr>
                 <w:b/>
               </w:rPr>
-              <w:t xml:space="preserve">  E6</w:t>
+              <w:t xml:space="preserve">  E5</w:t>
               <w:br/>
             </w:r>
             <w:r>

--- a/kits/floral/booklet/floral_instructions.docx
+++ b/kits/floral/booklet/floral_instructions.docx
@@ -605,14 +605,6 @@
         <w:pStyle w:val="ListBullet"/>
       </w:pPr>
       <w:r>
-        <w:t>1 x 3/16 in birch dowel, 55 mm</w:t>
-      </w:r>
-    </w:p>
-    <w:p>
-      <w:pPr>
-        <w:pStyle w:val="ListBullet"/>
-      </w:pPr>
-      <w:r>
         <w:t>1 x wax stick</w:t>
       </w:r>
     </w:p>
@@ -622,6 +614,14 @@
       </w:pPr>
       <w:r>
         <w:t>1 x sandpaper 240 grit</w:t>
+      </w:r>
+    </w:p>
+    <w:p>
+      <w:pPr>
+        <w:pStyle w:val="ListBullet"/>
+      </w:pPr>
+      <w:r>
+        <w:t>1 x 3/16 in birch dowel, 50 mm</w:t>
       </w:r>
     </w:p>
     <w:p>
@@ -4015,7 +4015,7 @@
               <w:br/>
             </w:r>
             <w:r>
-              <w:t>Dowel: 3/16 in birch dowel cut to length</w:t>
+              <w:t>Dowel: 3/16 in birch dowel, 50 mm</w:t>
               <w:br/>
             </w:r>
           </w:p>
